--- a/docs/study-potato-overview.docx
+++ b/docs/study-potato-overview.docx
@@ -1122,7 +1122,7 @@
           <w:sz w:val="22"/>
           <w:szCs w:val="22"/>
         </w:rPr>
-        <w:t xml:space="preserve">자동 매칭 성공 후 서로 확인 / 팀장 승인 시점 — 실제 만나야 하므로 닉네임 공개</w:t>
+        <w:t xml:space="preserve">자동매칭 알림 후 "함께할까요?" 확인 단계 / 팀장이 첫 지원자 수락 시 / 팀원들끼리 만남 결정 단계 — 실제 만나기 전 거를 기회 제공</w:t>
       </w:r>
     </w:p>
     <w:p>
@@ -3661,7 +3661,7 @@
           <w:sz w:val="22"/>
           <w:szCs w:val="22"/>
         </w:rPr>
-        <w:t xml:space="preserve">총점 70점 이상 → 매칭 후보. 100점 만점 기준이며, 과도한 정확도보다 "만남이 성사되도록" 임계치는 낮춰 운영합니다.</w:t>
+        <w:t xml:space="preserve">총점 70점 이상 → 매칭 후보. 후보 중에서 점수 높은 순으로 우선 매칭 (무작위 X). 100점 만점 기준이며 과도한 정확도보다 "만남이 성사되도록" 임계치는 낮춰 운영합니다.</w:t>
       </w:r>
     </w:p>
     <w:p>
@@ -8393,6 +8393,396 @@
     <w:p>
       <w:r>
         <w:br w:type="page"/>
+      </w:r>
+    </w:p>
+    <w:p>
+      <w:r>
+        <w:br w:type="page"/>
+      </w:r>
+    </w:p>
+    <w:p>
+      <w:pPr>
+        <w:pStyle w:val="Heading1"/>
+        <w:spacing w:after="200" w:before="360"/>
+      </w:pPr>
+      <w:r>
+        <w:rPr>
+          <w:rFonts w:ascii="Pretendard" w:cs="Pretendard" w:eastAsia="Pretendard" w:hAnsi="Pretendard"/>
+          <w:b/>
+          <w:bCs/>
+          <w:color w:val="0047BB"/>
+          <w:sz w:val="36"/>
+          <w:szCs w:val="36"/>
+        </w:rPr>
+        <w:t xml:space="preserve">12. 출시 전략 + 추가 노트</w:t>
+      </w:r>
+    </w:p>
+    <w:p>
+      <w:pPr>
+        <w:pStyle w:val="Heading2"/>
+        <w:spacing w:after="140" w:before="280"/>
+      </w:pPr>
+      <w:r>
+        <w:rPr>
+          <w:rFonts w:ascii="Pretendard" w:cs="Pretendard" w:eastAsia="Pretendard" w:hAnsi="Pretendard"/>
+          <w:b/>
+          <w:bCs/>
+          <w:color w:val="1A1A1A"/>
+          <w:sz w:val="28"/>
+          <w:szCs w:val="28"/>
+        </w:rPr>
+        <w:t xml:space="preserve">출시 전략 — 베타 vs 정식</w:t>
+      </w:r>
+    </w:p>
+    <w:p>
+      <w:pPr>
+        <w:spacing w:after="120" w:line="320"/>
+      </w:pPr>
+      <w:r>
+        <w:rPr>
+          <w:rFonts w:ascii="Pretendard" w:cs="Pretendard" w:eastAsia="Pretendard" w:hAnsi="Pretendard"/>
+          <w:color w:val="1A1A1A"/>
+          <w:sz w:val="22"/>
+          <w:szCs w:val="22"/>
+        </w:rPr>
+        <w:t xml:space="preserve">완벽한 정식 출시보다는 "학기 사이클 한 번 돌리며 베타 → 정식" 가 안전합니다.</w:t>
+      </w:r>
+    </w:p>
+    <w:p>
+      <w:pPr>
+        <w:pStyle w:val="ListParagraph"/>
+        <w:numPr>
+          <w:ilvl w:val="0"/>
+          <w:numId w:val="2"/>
+        </w:numPr>
+        <w:spacing w:after="80"/>
+      </w:pPr>
+      <w:r>
+        <w:rPr>
+          <w:rFonts w:ascii="Pretendard" w:cs="Pretendard" w:eastAsia="Pretendard" w:hAnsi="Pretendard"/>
+          <w:b/>
+          <w:bCs/>
+          <w:color w:val="1A1A1A"/>
+          <w:sz w:val="22"/>
+          <w:szCs w:val="22"/>
+        </w:rPr>
+        <w:t xml:space="preserve">2026 가을학기 베타: </w:t>
+      </w:r>
+      <w:r>
+        <w:rPr>
+          <w:rFonts w:ascii="Pretendard" w:cs="Pretendard" w:eastAsia="Pretendard" w:hAnsi="Pretendard"/>
+          <w:color w:val="1A1A1A"/>
+          <w:sz w:val="22"/>
+          <w:szCs w:val="22"/>
+        </w:rPr>
+        <w:t xml:space="preserve">운영 노하우 축적 + 초기 피드백 수집 + 인지도 확보</w:t>
+      </w:r>
+    </w:p>
+    <w:p>
+      <w:pPr>
+        <w:pStyle w:val="ListParagraph"/>
+        <w:numPr>
+          <w:ilvl w:val="0"/>
+          <w:numId w:val="2"/>
+        </w:numPr>
+        <w:spacing w:after="80"/>
+      </w:pPr>
+      <w:r>
+        <w:rPr>
+          <w:rFonts w:ascii="Pretendard" w:cs="Pretendard" w:eastAsia="Pretendard" w:hAnsi="Pretendard"/>
+          <w:b/>
+          <w:bCs/>
+          <w:color w:val="1A1A1A"/>
+          <w:sz w:val="22"/>
+          <w:szCs w:val="22"/>
+        </w:rPr>
+        <w:t xml:space="preserve">2027 봄학기 정식: </w:t>
+      </w:r>
+      <w:r>
+        <w:rPr>
+          <w:rFonts w:ascii="Pretendard" w:cs="Pretendard" w:eastAsia="Pretendard" w:hAnsi="Pretendard"/>
+          <w:color w:val="1A1A1A"/>
+          <w:sz w:val="22"/>
+          <w:szCs w:val="22"/>
+        </w:rPr>
+        <w:t xml:space="preserve">신학기 + 1학년 신입 + 두 번째 마케팅 시점 — 폭발력 ↑</w:t>
+      </w:r>
+    </w:p>
+    <w:p>
+      <w:pPr>
+        <w:shd w:fill="FFE8DD" w:val="clear"/>
+        <w:spacing w:after="200" w:before="120"/>
+        <w:ind w:left="200" w:right="200"/>
+      </w:pPr>
+      <w:r>
+        <w:rPr>
+          <w:rFonts w:ascii="Pretendard" w:cs="Pretendard" w:eastAsia="Pretendard" w:hAnsi="Pretendard"/>
+          <w:b/>
+          <w:bCs/>
+          <w:color w:val="1A1A1A"/>
+          <w:sz w:val="22"/>
+          <w:szCs w:val="22"/>
+        </w:rPr>
+        <w:t xml:space="preserve">"베타"라는 단어 자체가 학생에게 거리감 줄 수 있으니, 명시적 베타 표기보다는 "초기 운영 중" 같은 부드러운 메시징 권장.</w:t>
+      </w:r>
+    </w:p>
+    <w:p>
+      <w:pPr>
+        <w:pStyle w:val="Heading2"/>
+        <w:spacing w:after="140" w:before="280"/>
+      </w:pPr>
+      <w:r>
+        <w:rPr>
+          <w:rFonts w:ascii="Pretendard" w:cs="Pretendard" w:eastAsia="Pretendard" w:hAnsi="Pretendard"/>
+          <w:b/>
+          <w:bCs/>
+          <w:color w:val="1A1A1A"/>
+          <w:sz w:val="28"/>
+          <w:szCs w:val="28"/>
+        </w:rPr>
+        <w:t xml:space="preserve">MVP (Minimum Viable Product) 정의</w:t>
+      </w:r>
+    </w:p>
+    <w:p>
+      <w:pPr>
+        <w:spacing w:after="120" w:line="320"/>
+      </w:pPr>
+      <w:r>
+        <w:rPr>
+          <w:rFonts w:ascii="Pretendard" w:cs="Pretendard" w:eastAsia="Pretendard" w:hAnsi="Pretendard"/>
+          <w:color w:val="1A1A1A"/>
+          <w:sz w:val="22"/>
+          <w:szCs w:val="22"/>
+        </w:rPr>
+        <w:t xml:space="preserve">최소 기능 제품. 핵심 가치 "같이 공부할 사람 찾기"만 만족하는 가장 작은 버전. 빠른 출시 → 실사용자 피드백 → 점진적 개선 흐름.</w:t>
+      </w:r>
+    </w:p>
+    <w:p>
+      <w:pPr>
+        <w:pStyle w:val="ListParagraph"/>
+        <w:numPr>
+          <w:ilvl w:val="0"/>
+          <w:numId w:val="2"/>
+        </w:numPr>
+        <w:spacing w:after="80"/>
+      </w:pPr>
+      <w:r>
+        <w:rPr>
+          <w:rFonts w:ascii="Pretendard" w:cs="Pretendard" w:eastAsia="Pretendard" w:hAnsi="Pretendard"/>
+          <w:b/>
+          <w:bCs/>
+          <w:color w:val="1A1A1A"/>
+          <w:sz w:val="22"/>
+          <w:szCs w:val="22"/>
+        </w:rPr>
+        <w:t xml:space="preserve">MVP에 포함: </w:t>
+      </w:r>
+      <w:r>
+        <w:rPr>
+          <w:rFonts w:ascii="Pretendard" w:cs="Pretendard" w:eastAsia="Pretendard" w:hAnsi="Pretendard"/>
+          <w:color w:val="1A1A1A"/>
+          <w:sz w:val="22"/>
+          <w:szCs w:val="22"/>
+        </w:rPr>
+        <w:t xml:space="preserve">가입/로그인, 자동매칭, 직접모집, 공지, 알림 메일</w:t>
+      </w:r>
+    </w:p>
+    <w:p>
+      <w:pPr>
+        <w:pStyle w:val="ListParagraph"/>
+        <w:numPr>
+          <w:ilvl w:val="0"/>
+          <w:numId w:val="2"/>
+        </w:numPr>
+        <w:spacing w:after="80"/>
+      </w:pPr>
+      <w:r>
+        <w:rPr>
+          <w:rFonts w:ascii="Pretendard" w:cs="Pretendard" w:eastAsia="Pretendard" w:hAnsi="Pretendard"/>
+          <w:b/>
+          <w:bCs/>
+          <w:color w:val="1A1A1A"/>
+          <w:sz w:val="22"/>
+          <w:szCs w:val="22"/>
+        </w:rPr>
+        <w:t xml:space="preserve">MVP에 불포함: </w:t>
+      </w:r>
+      <w:r>
+        <w:rPr>
+          <w:rFonts w:ascii="Pretendard" w:cs="Pretendard" w:eastAsia="Pretendard" w:hAnsi="Pretendard"/>
+          <w:color w:val="1A1A1A"/>
+          <w:sz w:val="22"/>
+          <w:szCs w:val="22"/>
+        </w:rPr>
+        <w:t xml:space="preserve">커뮤니티, 멘토-멘티, 운영자 백엔드 풀 구현, 카드뉴스 빌더</w:t>
+      </w:r>
+    </w:p>
+    <w:p>
+      <w:pPr>
+        <w:pStyle w:val="Heading2"/>
+        <w:spacing w:after="140" w:before="280"/>
+      </w:pPr>
+      <w:r>
+        <w:rPr>
+          <w:rFonts w:ascii="Pretendard" w:cs="Pretendard" w:eastAsia="Pretendard" w:hAnsi="Pretendard"/>
+          <w:b/>
+          <w:bCs/>
+          <w:color w:val="1A1A1A"/>
+          <w:sz w:val="28"/>
+          <w:szCs w:val="28"/>
+        </w:rPr>
+        <w:t xml:space="preserve">보안 외부 검토 옵션 (현실적 우선순위)</w:t>
+      </w:r>
+    </w:p>
+    <w:p>
+      <w:pPr>
+        <w:pStyle w:val="ListParagraph"/>
+        <w:numPr>
+          <w:ilvl w:val="0"/>
+          <w:numId w:val="2"/>
+        </w:numPr>
+        <w:spacing w:after="80"/>
+      </w:pPr>
+      <w:r>
+        <w:rPr>
+          <w:rFonts w:ascii="Pretendard" w:cs="Pretendard" w:eastAsia="Pretendard" w:hAnsi="Pretendard"/>
+          <w:b/>
+          <w:bCs/>
+          <w:color w:val="1A1A1A"/>
+          <w:sz w:val="22"/>
+          <w:szCs w:val="22"/>
+        </w:rPr>
+        <w:t xml:space="preserve">1) 자동 도구 (무료): </w:t>
+      </w:r>
+      <w:r>
+        <w:rPr>
+          <w:rFonts w:ascii="Pretendard" w:cs="Pretendard" w:eastAsia="Pretendard" w:hAnsi="Pretendard"/>
+          <w:color w:val="1A1A1A"/>
+          <w:sz w:val="22"/>
+          <w:szCs w:val="22"/>
+        </w:rPr>
+        <w:t xml:space="preserve">OWASP ZAP, Mozilla Observatory — 30분~1시간이면 1차 점검</w:t>
+      </w:r>
+    </w:p>
+    <w:p>
+      <w:pPr>
+        <w:pStyle w:val="ListParagraph"/>
+        <w:numPr>
+          <w:ilvl w:val="0"/>
+          <w:numId w:val="2"/>
+        </w:numPr>
+        <w:spacing w:after="80"/>
+      </w:pPr>
+      <w:r>
+        <w:rPr>
+          <w:rFonts w:ascii="Pretendard" w:cs="Pretendard" w:eastAsia="Pretendard" w:hAnsi="Pretendard"/>
+          <w:b/>
+          <w:bCs/>
+          <w:color w:val="1A1A1A"/>
+          <w:sz w:val="22"/>
+          <w:szCs w:val="22"/>
+        </w:rPr>
+        <w:t xml:space="preserve">2) 강원대 정보보안 교수님 자문 (강력 추천): </w:t>
+      </w:r>
+      <w:r>
+        <w:rPr>
+          <w:rFonts w:ascii="Pretendard" w:cs="Pretendard" w:eastAsia="Pretendard" w:hAnsi="Pretendard"/>
+          <w:color w:val="1A1A1A"/>
+          <w:sz w:val="22"/>
+          <w:szCs w:val="22"/>
+        </w:rPr>
+        <w:t xml:space="preserve">학생 신분 무료, 학교 프로젝트 등록 시 지원금 가능성</w:t>
+      </w:r>
+    </w:p>
+    <w:p>
+      <w:pPr>
+        <w:pStyle w:val="ListParagraph"/>
+        <w:numPr>
+          <w:ilvl w:val="0"/>
+          <w:numId w:val="2"/>
+        </w:numPr>
+        <w:spacing w:after="80"/>
+      </w:pPr>
+      <w:r>
+        <w:rPr>
+          <w:rFonts w:ascii="Pretendard" w:cs="Pretendard" w:eastAsia="Pretendard" w:hAnsi="Pretendard"/>
+          <w:b/>
+          <w:bCs/>
+          <w:color w:val="1A1A1A"/>
+          <w:sz w:val="22"/>
+          <w:szCs w:val="22"/>
+        </w:rPr>
+        <w:t xml:space="preserve">3) 학내 보안 동아리 (있다면): </w:t>
+      </w:r>
+      <w:r>
+        <w:rPr>
+          <w:rFonts w:ascii="Pretendard" w:cs="Pretendard" w:eastAsia="Pretendard" w:hAnsi="Pretendard"/>
+          <w:color w:val="1A1A1A"/>
+          <w:sz w:val="22"/>
+          <w:szCs w:val="22"/>
+        </w:rPr>
+        <w:t xml:space="preserve">0원 ~ 소액</w:t>
+      </w:r>
+    </w:p>
+    <w:p>
+      <w:pPr>
+        <w:pStyle w:val="ListParagraph"/>
+        <w:numPr>
+          <w:ilvl w:val="0"/>
+          <w:numId w:val="2"/>
+        </w:numPr>
+        <w:spacing w:after="80"/>
+      </w:pPr>
+      <w:r>
+        <w:rPr>
+          <w:rFonts w:ascii="Pretendard" w:cs="Pretendard" w:eastAsia="Pretendard" w:hAnsi="Pretendard"/>
+          <w:b/>
+          <w:bCs/>
+          <w:color w:val="1A1A1A"/>
+          <w:sz w:val="22"/>
+          <w:szCs w:val="22"/>
+        </w:rPr>
+        <w:t xml:space="preserve">4) 외주 펜테스트: </w:t>
+      </w:r>
+      <w:r>
+        <w:rPr>
+          <w:rFonts w:ascii="Pretendard" w:cs="Pretendard" w:eastAsia="Pretendard" w:hAnsi="Pretendard"/>
+          <w:color w:val="1A1A1A"/>
+          <w:sz w:val="22"/>
+          <w:szCs w:val="22"/>
+        </w:rPr>
+        <w:t xml:space="preserve">300만원 ~ 2,000만원 — 학생 1인 운영엔 부담, 사용자 수 폭증 시 검토</w:t>
+      </w:r>
+    </w:p>
+    <w:p>
+      <w:pPr>
+        <w:pStyle w:val="Heading2"/>
+        <w:spacing w:after="140" w:before="280"/>
+      </w:pPr>
+      <w:r>
+        <w:rPr>
+          <w:rFonts w:ascii="Pretendard" w:cs="Pretendard" w:eastAsia="Pretendard" w:hAnsi="Pretendard"/>
+          <w:b/>
+          <w:bCs/>
+          <w:color w:val="1A1A1A"/>
+          <w:sz w:val="28"/>
+          <w:szCs w:val="28"/>
+        </w:rPr>
+        <w:t xml:space="preserve">운영 일시중단 기능</w:t>
+      </w:r>
+    </w:p>
+    <w:p>
+      <w:pPr>
+        <w:spacing w:after="120" w:line="320"/>
+      </w:pPr>
+      <w:r>
+        <w:rPr>
+          <w:rFonts w:ascii="Pretendard" w:cs="Pretendard" w:eastAsia="Pretendard" w:hAnsi="Pretendard"/>
+          <w:color w:val="1A1A1A"/>
+          <w:sz w:val="22"/>
+          <w:szCs w:val="22"/>
+        </w:rPr>
+        <w:t xml:space="preserve">침해사고 / 심각한 버그 / 부적절 콘텐츠 폭증 / 봇 공격 등 긴급 상황에서 admin이 즉시 모든 사용자 접근을 차단할 수 있는 기능. 운영자 콘솔에서만 접근 가능. 클릭 시 두 번 confirm + 활동 로그 기록.</w:t>
       </w:r>
     </w:p>
     <w:p>
